--- a/docs/entreprise/fiche-produit/Quantinvo-fiche-produit.docx
+++ b/docs/entreprise/fiche-produit/Quantinvo-fiche-produit.docx
@@ -1445,7 +1445,7 @@
                 <w:sz w:val="16"/>
                 <w:szCs w:val="16"/>
               </w:rPr>
-              <w:t xml:space="preserve">1.0.0 (build 4)</w:t>
+              <w:t xml:space="preserve">1.0.0 (build 7)</w:t>
             </w:r>
           </w:p>
           <w:p>
@@ -1598,7 +1598,7 @@
     </w:p>
     <w:tbl>
       <w:tblPr>
-        <w:tblW w:type="dxa" w:w="10204"/>
+        <w:tblW w:type="dxa" w:w="10202"/>
         <w:tblBorders>
           <w:top w:val="none" w:color="FFFFFF" w:sz="0"/>
           <w:left w:val="none" w:color="FFFFFF" w:sz="0"/>
@@ -1609,14 +1609,85 @@
         </w:tblBorders>
       </w:tblPr>
       <w:tblGrid>
-        <w:gridCol w:w="4932"/>
+        <w:gridCol w:w="1360"/>
+        <w:gridCol w:w="226"/>
+        <w:gridCol w:w="4195"/>
         <w:gridCol w:w="340"/>
-        <w:gridCol w:w="4932"/>
+        <w:gridCol w:w="4081"/>
       </w:tblGrid>
       <w:tr>
         <w:tc>
           <w:tcPr>
-            <w:tcW w:type="dxa" w:w="4932"/>
+            <w:tcW w:type="dxa" w:w="1360"/>
+            <w:tcMar>
+              <w:top w:type="dxa" w:w="0"/>
+              <w:left w:type="dxa" w:w="0"/>
+              <w:bottom w:type="dxa" w:w="0"/>
+              <w:right w:type="dxa" w:w="0"/>
+            </w:tcMar>
+            <w:vAlign w:val="top"/>
+          </w:tcPr>
+          <w:p>
+            <w:pPr>
+              <w:spacing w:after="0"/>
+            </w:pPr>
+            <w:r>
+              <w:drawing>
+                <wp:inline distT="0" distB="0" distL="0" distR="0">
+                  <wp:extent cx="593990" cy="593990"/>
+                  <wp:effectExtent t="0" r="0" b="0" l="0"/>
+                  <wp:docPr id="1" name="" descr="" title=""/>
+                  <wp:cNvGraphicFramePr>
+                    <a:graphicFrameLocks xmlns:a="http://schemas.openxmlformats.org/drawingml/2006/main" noChangeAspect="1"/>
+                  </wp:cNvGraphicFramePr>
+                  <a:graphic xmlns:a="http://schemas.openxmlformats.org/drawingml/2006/main">
+                    <a:graphicData uri="http://schemas.openxmlformats.org/drawingml/2006/picture">
+                      <pic:pic xmlns:pic="http://schemas.openxmlformats.org/drawingml/2006/picture">
+                        <pic:nvPicPr>
+                          <pic:cNvPr id="0" name="" descr=""/>
+                          <pic:cNvPicPr>
+                            <a:picLocks noChangeAspect="1" noChangeArrowheads="1"/>
+                          </pic:cNvPicPr>
+                        </pic:nvPicPr>
+                        <pic:blipFill>
+                          <a:blip r:embed="rId13" cstate="none"/>
+                          <a:srcRect/>
+                          <a:stretch>
+                            <a:fillRect/>
+                          </a:stretch>
+                        </pic:blipFill>
+                        <pic:spPr bwMode="auto">
+                          <a:xfrm>
+                            <a:off x="0" y="0"/>
+                            <a:ext cx="593990" cy="593990"/>
+                          </a:xfrm>
+                          <a:prstGeom prst="rect">
+                            <a:avLst/>
+                          </a:prstGeom>
+                        </pic:spPr>
+                      </pic:pic>
+                    </a:graphicData>
+                  </a:graphic>
+                </wp:inline>
+              </w:drawing>
+            </w:r>
+          </w:p>
+        </w:tc>
+        <w:tc>
+          <w:tcPr>
+            <w:tcW w:type="dxa" w:w="226"/>
+            <w:tcMar>
+              <w:top w:type="dxa" w:w="0"/>
+              <w:left w:type="dxa" w:w="0"/>
+              <w:bottom w:type="dxa" w:w="0"/>
+              <w:right w:type="dxa" w:w="0"/>
+            </w:tcMar>
+          </w:tcPr>
+          <w:p/>
+        </w:tc>
+        <w:tc>
+          <w:tcPr>
+            <w:tcW w:type="dxa" w:w="4195"/>
             <w:tcMar>
               <w:top w:type="dxa" w:w="0"/>
               <w:left w:type="dxa" w:w="0"/>
@@ -1637,7 +1708,21 @@
                 <w:sz w:val="17"/>
                 <w:szCs w:val="17"/>
               </w:rPr>
-              <w:t xml:space="preserve">App Store</w:t>
+              <w:t xml:space="preserve">Un seul code, pour tous les téléphones</w:t>
+            </w:r>
+          </w:p>
+          <w:p>
+            <w:pPr>
+              <w:spacing w:after="50" w:before="0" w:line="250"/>
+            </w:pPr>
+            <w:r>
+              <w:rPr>
+                <w:rFonts w:ascii="Arial" w:cs="Arial" w:eastAsia="Arial" w:hAnsi="Arial"/>
+                <w:color w:val="3A423F"/>
+                <w:sz w:val="15"/>
+                <w:szCs w:val="15"/>
+              </w:rPr>
+              <w:t xml:space="preserve">Il ouvre l’application si elle est installée, propose la boutique sinon.</w:t>
             </w:r>
           </w:p>
           <w:p>
@@ -1651,7 +1736,7 @@
                 <w:sz w:val="15"/>
                 <w:szCs w:val="15"/>
               </w:rPr>
-              <w:t xml:space="preserve">apps.apple.com/fr/search?term=Quantinvo</w:t>
+              <w:t xml:space="preserve">www.quantinvo.com/open</w:t>
             </w:r>
           </w:p>
         </w:tc>
@@ -1669,7 +1754,7 @@
         </w:tc>
         <w:tc>
           <w:tcPr>
-            <w:tcW w:type="dxa" w:w="4932"/>
+            <w:tcW w:type="dxa" w:w="4081"/>
             <w:tcMar>
               <w:top w:type="dxa" w:w="0"/>
               <w:left w:type="dxa" w:w="0"/>
@@ -1690,12 +1775,12 @@
                 <w:sz w:val="17"/>
                 <w:szCs w:val="17"/>
               </w:rPr>
-              <w:t xml:space="preserve">Google Play</w:t>
-            </w:r>
-          </w:p>
-          <w:p>
-            <w:pPr>
-              <w:spacing w:after="0" w:before="0" w:line="250"/>
+              <w:t xml:space="preserve">App Store</w:t>
+            </w:r>
+          </w:p>
+          <w:p>
+            <w:pPr>
+              <w:spacing w:after="90" w:before="0" w:line="250"/>
             </w:pPr>
             <w:r>
               <w:rPr>
@@ -1704,34 +1789,48 @@
                 <w:sz w:val="15"/>
                 <w:szCs w:val="15"/>
               </w:rPr>
+              <w:t xml:space="preserve">apps.apple.com/fr/app/quantinvo/id6807966626</w:t>
+            </w:r>
+          </w:p>
+          <w:p>
+            <w:pPr>
+              <w:spacing w:after="40" w:before="0" w:line="250"/>
+            </w:pPr>
+            <w:r>
+              <w:rPr>
+                <w:rFonts w:ascii="Arial" w:cs="Arial" w:eastAsia="Arial" w:hAnsi="Arial"/>
+                <w:b/>
+                <w:bCs/>
+                <w:color w:val="14181A"/>
+                <w:sz w:val="17"/>
+                <w:szCs w:val="17"/>
+              </w:rPr>
+              <w:t xml:space="preserve">Google Play · en cours d’examen</w:t>
+            </w:r>
+          </w:p>
+          <w:p>
+            <w:pPr>
+              <w:spacing w:after="0" w:before="0" w:line="250"/>
+            </w:pPr>
+            <w:r>
+              <w:rPr>
+                <w:rFonts w:ascii="Arial" w:cs="Arial" w:eastAsia="Arial" w:hAnsi="Arial"/>
+                <w:color w:val="1E4D3B"/>
+                <w:sz w:val="15"/>
+                <w:szCs w:val="15"/>
+              </w:rPr>
               <w:t xml:space="preserve">play.google.com/store/search?q=Quantinvo&amp;c=apps</w:t>
             </w:r>
           </w:p>
         </w:tc>
       </w:tr>
     </w:tbl>
-    <w:p>
-      <w:pPr>
-        <w:spacing w:after="0" w:before="80"/>
-      </w:pPr>
-      <w:r>
-        <w:rPr>
-          <w:rFonts w:ascii="Arial" w:cs="Arial" w:eastAsia="Arial" w:hAnsi="Arial"/>
-          <w:i/>
-          <w:iCs/>
-          <w:color w:val="575F5C"/>
-          <w:sz w:val="15"/>
-          <w:szCs w:val="15"/>
-        </w:rPr>
-        <w:t xml:space="preserve">L’application n’est pas encore publiée. Ces deux adresses mènent aujourd’hui à la recherche de chaque boutique, et afficheront la fiche le jour de la mise en ligne.</w:t>
-      </w:r>
-    </w:p>
     <w:p>
       <w:pPr>
         <w:pBdr>
           <w:top w:val="single" w:color="E2E5E1" w:sz="4" w:space="5"/>
         </w:pBdr>
-        <w:spacing w:after="0" w:before="130"/>
+        <w:spacing w:after="0" w:before="70"/>
       </w:pPr>
       <w:r>
         <w:rPr>
@@ -1740,7 +1839,7 @@
           <w:sz w:val="14"/>
           <w:szCs w:val="14"/>
         </w:rPr>
-        <w:t xml:space="preserve">Devkaylab · contact@quantinvo.com · www.quantinvo.com — fiche établie le 9 septembre 2026, application version 1.0.0.</w:t>
+        <w:t xml:space="preserve">Devkaylab · contact@quantinvo.com · www.quantinvo.com — fiche établie le 28 septembre 2026, application version 1.0.0 (build 7).</w:t>
       </w:r>
     </w:p>
     <w:sectPr>

--- a/docs/entreprise/fiche-produit/Quantinvo-fiche-produit.docx
+++ b/docs/entreprise/fiche-produit/Quantinvo-fiche-produit.docx
@@ -549,7 +549,7 @@
             <w:r>
               <w:drawing>
                 <wp:inline distT="0" distB="0" distL="0" distR="0">
-                  <wp:extent cx="836987" cy="1768472"/>
+                  <wp:extent cx="1116000" cy="1512000"/>
                   <wp:effectExtent t="0" r="0" b="0" l="0"/>
                   <wp:docPr id="1" name="" descr="" title=""/>
                   <wp:cNvGraphicFramePr>
@@ -574,7 +574,7 @@
                         <pic:spPr bwMode="auto">
                           <a:xfrm>
                             <a:off x="0" y="0"/>
-                            <a:ext cx="836987" cy="1768472"/>
+                            <a:ext cx="1116000" cy="1512000"/>
                           </a:xfrm>
                           <a:prstGeom prst="rect">
                             <a:avLst/>
@@ -622,7 +622,7 @@
             <w:r>
               <w:drawing>
                 <wp:inline distT="0" distB="0" distL="0" distR="0">
-                  <wp:extent cx="836987" cy="1768472"/>
+                  <wp:extent cx="1116000" cy="1512000"/>
                   <wp:effectExtent t="0" r="0" b="0" l="0"/>
                   <wp:docPr id="1" name="" descr="" title=""/>
                   <wp:cNvGraphicFramePr>
@@ -647,7 +647,7 @@
                         <pic:spPr bwMode="auto">
                           <a:xfrm>
                             <a:off x="0" y="0"/>
-                            <a:ext cx="836987" cy="1768472"/>
+                            <a:ext cx="1116000" cy="1512000"/>
                           </a:xfrm>
                           <a:prstGeom prst="rect">
                             <a:avLst/>
@@ -695,7 +695,7 @@
             <w:r>
               <w:drawing>
                 <wp:inline distT="0" distB="0" distL="0" distR="0">
-                  <wp:extent cx="836987" cy="1768472"/>
+                  <wp:extent cx="1116000" cy="1512000"/>
                   <wp:effectExtent t="0" r="0" b="0" l="0"/>
                   <wp:docPr id="1" name="" descr="" title=""/>
                   <wp:cNvGraphicFramePr>
@@ -720,7 +720,7 @@
                         <pic:spPr bwMode="auto">
                           <a:xfrm>
                             <a:off x="0" y="0"/>
-                            <a:ext cx="836987" cy="1768472"/>
+                            <a:ext cx="1116000" cy="1512000"/>
                           </a:xfrm>
                           <a:prstGeom prst="rect">
                             <a:avLst/>
@@ -768,7 +768,7 @@
             <w:r>
               <w:drawing>
                 <wp:inline distT="0" distB="0" distL="0" distR="0">
-                  <wp:extent cx="836987" cy="1768472"/>
+                  <wp:extent cx="1116000" cy="1512000"/>
                   <wp:effectExtent t="0" r="0" b="0" l="0"/>
                   <wp:docPr id="1" name="" descr="" title=""/>
                   <wp:cNvGraphicFramePr>
@@ -793,7 +793,7 @@
                         <pic:spPr bwMode="auto">
                           <a:xfrm>
                             <a:off x="0" y="0"/>
-                            <a:ext cx="836987" cy="1768472"/>
+                            <a:ext cx="1116000" cy="1512000"/>
                           </a:xfrm>
                           <a:prstGeom prst="rect">
                             <a:avLst/>
@@ -841,7 +841,7 @@
             <w:r>
               <w:drawing>
                 <wp:inline distT="0" distB="0" distL="0" distR="0">
-                  <wp:extent cx="836987" cy="1768472"/>
+                  <wp:extent cx="1116000" cy="1512000"/>
                   <wp:effectExtent t="0" r="0" b="0" l="0"/>
                   <wp:docPr id="1" name="" descr="" title=""/>
                   <wp:cNvGraphicFramePr>
@@ -866,7 +866,7 @@
                         <pic:spPr bwMode="auto">
                           <a:xfrm>
                             <a:off x="0" y="0"/>
-                            <a:ext cx="836987" cy="1768472"/>
+                            <a:ext cx="1116000" cy="1512000"/>
                           </a:xfrm>
                           <a:prstGeom prst="rect">
                             <a:avLst/>
@@ -1634,7 +1634,7 @@
             <w:r>
               <w:drawing>
                 <wp:inline distT="0" distB="0" distL="0" distR="0">
-                  <wp:extent cx="593990" cy="593990"/>
+                  <wp:extent cx="792000" cy="792000"/>
                   <wp:effectExtent t="0" r="0" b="0" l="0"/>
                   <wp:docPr id="1" name="" descr="" title=""/>
                   <wp:cNvGraphicFramePr>
@@ -1659,7 +1659,7 @@
                         <pic:spPr bwMode="auto">
                           <a:xfrm>
                             <a:off x="0" y="0"/>
-                            <a:ext cx="593990" cy="593990"/>
+                            <a:ext cx="792000" cy="792000"/>
                           </a:xfrm>
                           <a:prstGeom prst="rect">
                             <a:avLst/>
